--- a/Students Management/J1.L.P0021.docx
+++ b/Students Management/J1.L.P0021.docx
@@ -1,6 +1,6 @@
 
 <file path=word/document.xml><?xml version="1.0" encoding="utf-8"?>
-<w:document xmlns:wpc="http://schemas.microsoft.com/office/word/2010/wordprocessingCanvas" xmlns:mc="http://schemas.openxmlformats.org/markup-compatibility/2006" xmlns:o="urn:schemas-microsoft-com:office:office" xmlns:r="http://schemas.openxmlformats.org/officeDocument/2006/relationships" xmlns:m="http://schemas.openxmlformats.org/officeDocument/2006/math" xmlns:v="urn:schemas-microsoft-com:vml" xmlns:wp14="http://schemas.microsoft.com/office/word/2010/wordprocessingDrawing" xmlns:wp="http://schemas.openxmlformats.org/drawingml/2006/wordprocessingDrawing" xmlns:w10="urn:schemas-microsoft-com:office:word" xmlns:w="http://schemas.openxmlformats.org/wordprocessingml/2006/main" xmlns:w14="http://schemas.microsoft.com/office/word/2010/wordml" xmlns:w15="http://schemas.microsoft.com/office/word/2012/wordml" xmlns:wpg="http://schemas.microsoft.com/office/word/2010/wordprocessingGroup" xmlns:wpi="http://schemas.microsoft.com/office/word/2010/wordprocessingInk" xmlns:wne="http://schemas.microsoft.com/office/word/2006/wordml" xmlns:wps="http://schemas.microsoft.com/office/word/2010/wordprocessingShape" mc:Ignorable="w14 w15 wp14">
+<w:document xmlns:wpc="http://schemas.microsoft.com/office/word/2010/wordprocessingCanvas" xmlns:cx="http://schemas.microsoft.com/office/drawing/2014/chartex" xmlns:cx1="http://schemas.microsoft.com/office/drawing/2015/9/8/chartex" xmlns:cx2="http://schemas.microsoft.com/office/drawing/2015/10/21/chartex" xmlns:cx3="http://schemas.microsoft.com/office/drawing/2016/5/9/chartex" xmlns:cx4="http://schemas.microsoft.com/office/drawing/2016/5/10/chartex" xmlns:cx5="http://schemas.microsoft.com/office/drawing/2016/5/11/chartex" xmlns:cx6="http://schemas.microsoft.com/office/drawing/2016/5/12/chartex" xmlns:cx7="http://schemas.microsoft.com/office/drawing/2016/5/13/chartex" xmlns:cx8="http://schemas.microsoft.com/office/drawing/2016/5/14/chartex" xmlns:mc="http://schemas.openxmlformats.org/markup-compatibility/2006" xmlns:aink="http://schemas.microsoft.com/office/drawing/2016/ink" xmlns:am3d="http://schemas.microsoft.com/office/drawing/2017/model3d" xmlns:o="urn:schemas-microsoft-com:office:office" xmlns:oel="http://schemas.microsoft.com/office/2019/extlst" xmlns:r="http://schemas.openxmlformats.org/officeDocument/2006/relationships" xmlns:m="http://schemas.openxmlformats.org/officeDocument/2006/math" xmlns:v="urn:schemas-microsoft-com:vml" xmlns:wp14="http://schemas.microsoft.com/office/word/2010/wordprocessingDrawing" xmlns:wp="http://schemas.openxmlformats.org/drawingml/2006/wordprocessingDrawing" xmlns:w10="urn:schemas-microsoft-com:office:word" xmlns:w="http://schemas.openxmlformats.org/wordprocessingml/2006/main" xmlns:w14="http://schemas.microsoft.com/office/word/2010/wordml" xmlns:w15="http://schemas.microsoft.com/office/word/2012/wordml" xmlns:w16cex="http://schemas.microsoft.com/office/word/2018/wordml/cex" xmlns:w16cid="http://schemas.microsoft.com/office/word/2016/wordml/cid" xmlns:w16="http://schemas.microsoft.com/office/word/2018/wordml" xmlns:w16du="http://schemas.microsoft.com/office/word/2023/wordml/word16du" xmlns:w16sdtdh="http://schemas.microsoft.com/office/word/2020/wordml/sdtdatahash" xmlns:w16sdtfl="http://schemas.microsoft.com/office/word/2024/wordml/sdtformatlock" xmlns:w16se="http://schemas.microsoft.com/office/word/2015/wordml/symex" xmlns:wpg="http://schemas.microsoft.com/office/word/2010/wordprocessingGroup" xmlns:wpi="http://schemas.microsoft.com/office/word/2010/wordprocessingInk" xmlns:wne="http://schemas.microsoft.com/office/word/2006/wordml" xmlns:wps="http://schemas.microsoft.com/office/word/2010/wordprocessingShape" mc:Ignorable="w14 w15 w16se w16cid w16 w16cex w16sdtdh w16sdtfl w16du wp14">
   <w:body>
     <w:tbl>
       <w:tblPr>
@@ -460,40 +460,14 @@
       <w:r>
         <w:t xml:space="preserve">se </w:t>
       </w:r>
-      <w:proofErr w:type="spellStart"/>
       <w:r>
         <w:rPr>
           <w:b/>
         </w:rPr>
         <w:t>ArrayList</w:t>
       </w:r>
-      <w:proofErr w:type="spellEnd"/>
-      <w:r>
-        <w:t xml:space="preserve"> to store list of student. In fact, </w:t>
-      </w:r>
-      <w:proofErr w:type="spellStart"/>
-      <w:r>
-        <w:t>ArrayList</w:t>
-      </w:r>
-      <w:proofErr w:type="spellEnd"/>
-      <w:r>
-        <w:t xml:space="preserve"> is popular used to manipulate with data. </w:t>
-      </w:r>
-      <w:proofErr w:type="spellStart"/>
-      <w:r>
-        <w:t>ArrayList</w:t>
-      </w:r>
-      <w:proofErr w:type="spellEnd"/>
-      <w:r>
-        <w:t xml:space="preserve"> provides some useful methods, such as: </w:t>
-      </w:r>
-      <w:proofErr w:type="gramStart"/>
-      <w:r>
-        <w:t>add(</w:t>
-      </w:r>
-      <w:proofErr w:type="gramEnd"/>
-      <w:r>
-        <w:t xml:space="preserve">), remove(), sort() </w:t>
+      <w:r>
+        <w:t xml:space="preserve"> to store list of student. In fact, ArrayList is popular used to manipulate with data. ArrayList provides some useful methods, such as: add(), remove(), sort() </w:t>
       </w:r>
       <w:r>
         <w:t>., etc.</w:t>
@@ -583,33 +557,19 @@
         <w:rPr>
           <w:rFonts w:eastAsiaTheme="minorEastAsia"/>
         </w:rPr>
-        <w:t xml:space="preserve">, </w:t>
-      </w:r>
-      <w:proofErr w:type="gramStart"/>
+        <w:t>, Cour</w:t>
+      </w:r>
       <w:r>
         <w:rPr>
           <w:rFonts w:eastAsiaTheme="minorEastAsia"/>
         </w:rPr>
-        <w:t>Cour</w:t>
+        <w:t>s</w:t>
       </w:r>
       <w:r>
         <w:rPr>
           <w:rFonts w:eastAsiaTheme="minorEastAsia"/>
         </w:rPr>
-        <w:t>s</w:t>
-      </w:r>
-      <w:r>
-        <w:rPr>
-          <w:rFonts w:eastAsiaTheme="minorEastAsia"/>
-        </w:rPr>
-        <w:t>e</w:t>
-      </w:r>
-      <w:proofErr w:type="gramEnd"/>
-      <w:r>
-        <w:rPr>
-          <w:rFonts w:eastAsiaTheme="minorEastAsia"/>
-        </w:rPr>
-        <w:t xml:space="preserve"> Name</w:t>
+        <w:t>e Name</w:t>
       </w:r>
       <w:r>
         <w:rPr>
@@ -918,13 +878,17 @@
       <w:r>
         <w:t>inputting</w:t>
       </w:r>
-      <w:bookmarkStart w:id="0" w:name="_GoBack"/>
-      <w:bookmarkEnd w:id="0"/>
       <w:r>
         <w:t xml:space="preserve"> information from keyboard</w:t>
       </w:r>
       <w:r>
-        <w:t>. Use ha</w:t>
+        <w:t xml:space="preserve">. </w:t>
+      </w:r>
+      <w:r>
+        <w:t>User</w:t>
+      </w:r>
+      <w:r>
+        <w:t xml:space="preserve"> ha</w:t>
       </w:r>
       <w:r>
         <w:t>s</w:t>
@@ -1674,30 +1638,8 @@
               <w:rPr>
                 <w:rFonts w:cstheme="majorHAnsi"/>
               </w:rPr>
-              <w:t xml:space="preserve">Student should create a Student class with attributes: id, </w:t>
-            </w:r>
-            <w:proofErr w:type="spellStart"/>
-            <w:r>
-              <w:rPr>
-                <w:rFonts w:cstheme="majorHAnsi"/>
-              </w:rPr>
-              <w:t>studentName</w:t>
-            </w:r>
-            <w:proofErr w:type="spellEnd"/>
-            <w:r>
-              <w:rPr>
-                <w:rFonts w:cstheme="majorHAnsi"/>
-              </w:rPr>
-              <w:t xml:space="preserve">, semester and </w:t>
-            </w:r>
-            <w:proofErr w:type="spellStart"/>
-            <w:r>
-              <w:rPr>
-                <w:rFonts w:cstheme="majorHAnsi"/>
-              </w:rPr>
-              <w:t>courseName</w:t>
-            </w:r>
-            <w:proofErr w:type="spellEnd"/>
+              <w:t>Student should create a Student class with attributes: id, studentName, semester and courseName</w:t>
+            </w:r>
           </w:p>
         </w:tc>
       </w:tr>
@@ -1765,21 +1707,7 @@
               <w:rPr>
                 <w:rFonts w:cstheme="majorHAnsi"/>
               </w:rPr>
-              <w:t xml:space="preserve">Should </w:t>
-            </w:r>
-            <w:proofErr w:type="spellStart"/>
-            <w:r>
-              <w:rPr>
-                <w:rFonts w:cstheme="majorHAnsi"/>
-              </w:rPr>
-              <w:t>Collections.sort</w:t>
-            </w:r>
-            <w:proofErr w:type="spellEnd"/>
-            <w:r>
-              <w:rPr>
-                <w:rFonts w:cstheme="majorHAnsi"/>
-              </w:rPr>
-              <w:t>() and overwrite compare() method in Comparator interface</w:t>
+              <w:t>Should Collections.sort() and overwrite compare() method in Comparator interface</w:t>
             </w:r>
           </w:p>
         </w:tc>
@@ -1981,7 +1909,7 @@
 </file>
 
 <file path=word/numbering.xml><?xml version="1.0" encoding="utf-8"?>
-<w:numbering xmlns:wpc="http://schemas.microsoft.com/office/word/2010/wordprocessingCanvas" xmlns:mc="http://schemas.openxmlformats.org/markup-compatibility/2006" xmlns:o="urn:schemas-microsoft-com:office:office" xmlns:r="http://schemas.openxmlformats.org/officeDocument/2006/relationships" xmlns:m="http://schemas.openxmlformats.org/officeDocument/2006/math" xmlns:v="urn:schemas-microsoft-com:vml" xmlns:wp14="http://schemas.microsoft.com/office/word/2010/wordprocessingDrawing" xmlns:wp="http://schemas.openxmlformats.org/drawingml/2006/wordprocessingDrawing" xmlns:w10="urn:schemas-microsoft-com:office:word" xmlns:w="http://schemas.openxmlformats.org/wordprocessingml/2006/main" xmlns:w14="http://schemas.microsoft.com/office/word/2010/wordml" xmlns:w15="http://schemas.microsoft.com/office/word/2012/wordml" xmlns:wpg="http://schemas.microsoft.com/office/word/2010/wordprocessingGroup" xmlns:wpi="http://schemas.microsoft.com/office/word/2010/wordprocessingInk" xmlns:wne="http://schemas.microsoft.com/office/word/2006/wordml" xmlns:wps="http://schemas.microsoft.com/office/word/2010/wordprocessingShape" mc:Ignorable="w14 w15 wp14">
+<w:numbering xmlns:wpc="http://schemas.microsoft.com/office/word/2010/wordprocessingCanvas" xmlns:cx="http://schemas.microsoft.com/office/drawing/2014/chartex" xmlns:cx1="http://schemas.microsoft.com/office/drawing/2015/9/8/chartex" xmlns:cx2="http://schemas.microsoft.com/office/drawing/2015/10/21/chartex" xmlns:cx3="http://schemas.microsoft.com/office/drawing/2016/5/9/chartex" xmlns:cx4="http://schemas.microsoft.com/office/drawing/2016/5/10/chartex" xmlns:cx5="http://schemas.microsoft.com/office/drawing/2016/5/11/chartex" xmlns:cx6="http://schemas.microsoft.com/office/drawing/2016/5/12/chartex" xmlns:cx7="http://schemas.microsoft.com/office/drawing/2016/5/13/chartex" xmlns:cx8="http://schemas.microsoft.com/office/drawing/2016/5/14/chartex" xmlns:mc="http://schemas.openxmlformats.org/markup-compatibility/2006" xmlns:aink="http://schemas.microsoft.com/office/drawing/2016/ink" xmlns:am3d="http://schemas.microsoft.com/office/drawing/2017/model3d" xmlns:o="urn:schemas-microsoft-com:office:office" xmlns:oel="http://schemas.microsoft.com/office/2019/extlst" xmlns:r="http://schemas.openxmlformats.org/officeDocument/2006/relationships" xmlns:m="http://schemas.openxmlformats.org/officeDocument/2006/math" xmlns:v="urn:schemas-microsoft-com:vml" xmlns:wp14="http://schemas.microsoft.com/office/word/2010/wordprocessingDrawing" xmlns:wp="http://schemas.openxmlformats.org/drawingml/2006/wordprocessingDrawing" xmlns:w10="urn:schemas-microsoft-com:office:word" xmlns:w="http://schemas.openxmlformats.org/wordprocessingml/2006/main" xmlns:w14="http://schemas.microsoft.com/office/word/2010/wordml" xmlns:w15="http://schemas.microsoft.com/office/word/2012/wordml" xmlns:w16cex="http://schemas.microsoft.com/office/word/2018/wordml/cex" xmlns:w16cid="http://schemas.microsoft.com/office/word/2016/wordml/cid" xmlns:w16="http://schemas.microsoft.com/office/word/2018/wordml" xmlns:w16du="http://schemas.microsoft.com/office/word/2023/wordml/word16du" xmlns:w16sdtdh="http://schemas.microsoft.com/office/word/2020/wordml/sdtdatahash" xmlns:w16sdtfl="http://schemas.microsoft.com/office/word/2024/wordml/sdtformatlock" xmlns:w16se="http://schemas.microsoft.com/office/word/2015/wordml/symex" xmlns:wpg="http://schemas.microsoft.com/office/word/2010/wordprocessingGroup" xmlns:wpi="http://schemas.microsoft.com/office/word/2010/wordprocessingInk" xmlns:wne="http://schemas.microsoft.com/office/word/2006/wordml" xmlns:wps="http://schemas.microsoft.com/office/word/2010/wordprocessingShape" mc:Ignorable="w14 w15 w16se w16cid w16 w16cex w16sdtdh w16sdtfl w16du wp14">
   <w:abstractNum w:abstractNumId="0" w15:restartNumberingAfterBreak="0">
     <w:nsid w:val="08C77257"/>
     <w:multiLevelType w:val="hybridMultilevel"/>
@@ -3219,47 +3147,47 @@
       </w:pPr>
     </w:lvl>
   </w:abstractNum>
-  <w:num w:numId="1">
+  <w:num w:numId="1" w16cid:durableId="523860084">
     <w:abstractNumId w:val="10"/>
   </w:num>
-  <w:num w:numId="2">
+  <w:num w:numId="2" w16cid:durableId="1336958869">
     <w:abstractNumId w:val="8"/>
   </w:num>
-  <w:num w:numId="3">
+  <w:num w:numId="3" w16cid:durableId="906645459">
     <w:abstractNumId w:val="3"/>
   </w:num>
-  <w:num w:numId="4">
+  <w:num w:numId="4" w16cid:durableId="1795169009">
     <w:abstractNumId w:val="9"/>
   </w:num>
-  <w:num w:numId="5">
+  <w:num w:numId="5" w16cid:durableId="440301600">
     <w:abstractNumId w:val="5"/>
   </w:num>
-  <w:num w:numId="6">
+  <w:num w:numId="6" w16cid:durableId="1261718606">
     <w:abstractNumId w:val="1"/>
   </w:num>
-  <w:num w:numId="7">
+  <w:num w:numId="7" w16cid:durableId="938291839">
     <w:abstractNumId w:val="6"/>
   </w:num>
-  <w:num w:numId="8">
+  <w:num w:numId="8" w16cid:durableId="1386031249">
     <w:abstractNumId w:val="2"/>
   </w:num>
-  <w:num w:numId="9">
+  <w:num w:numId="9" w16cid:durableId="860170332">
     <w:abstractNumId w:val="4"/>
   </w:num>
-  <w:num w:numId="10">
+  <w:num w:numId="10" w16cid:durableId="898049838">
     <w:abstractNumId w:val="7"/>
   </w:num>
-  <w:num w:numId="11">
+  <w:num w:numId="11" w16cid:durableId="2040350865">
     <w:abstractNumId w:val="0"/>
   </w:num>
-  <w:num w:numId="12">
+  <w:num w:numId="12" w16cid:durableId="339163486">
     <w:abstractNumId w:val="11"/>
   </w:num>
 </w:numbering>
 </file>
 
 <file path=word/styles.xml><?xml version="1.0" encoding="utf-8"?>
-<w:styles xmlns:mc="http://schemas.openxmlformats.org/markup-compatibility/2006" xmlns:r="http://schemas.openxmlformats.org/officeDocument/2006/relationships" xmlns:w="http://schemas.openxmlformats.org/wordprocessingml/2006/main" xmlns:w14="http://schemas.microsoft.com/office/word/2010/wordml" xmlns:w15="http://schemas.microsoft.com/office/word/2012/wordml" mc:Ignorable="w14 w15">
+<w:styles xmlns:mc="http://schemas.openxmlformats.org/markup-compatibility/2006" xmlns:r="http://schemas.openxmlformats.org/officeDocument/2006/relationships" xmlns:w="http://schemas.openxmlformats.org/wordprocessingml/2006/main" xmlns:w14="http://schemas.microsoft.com/office/word/2010/wordml" xmlns:w15="http://schemas.microsoft.com/office/word/2012/wordml" xmlns:w16cex="http://schemas.microsoft.com/office/word/2018/wordml/cex" xmlns:w16cid="http://schemas.microsoft.com/office/word/2016/wordml/cid" xmlns:w16="http://schemas.microsoft.com/office/word/2018/wordml" xmlns:w16du="http://schemas.microsoft.com/office/word/2023/wordml/word16du" xmlns:w16sdtdh="http://schemas.microsoft.com/office/word/2020/wordml/sdtdatahash" xmlns:w16sdtfl="http://schemas.microsoft.com/office/word/2024/wordml/sdtformatlock" xmlns:w16se="http://schemas.microsoft.com/office/word/2015/wordml/symex" mc:Ignorable="w14 w15 w16se w16cid w16 w16cex w16sdtdh w16sdtfl w16du">
   <w:docDefaults>
     <w:rPrDefault>
       <w:rPr>
@@ -3275,7 +3203,7 @@
       </w:pPr>
     </w:pPrDefault>
   </w:docDefaults>
-  <w:latentStyles w:defLockedState="0" w:defUIPriority="99" w:defSemiHidden="0" w:defUnhideWhenUsed="0" w:defQFormat="0" w:count="371">
+  <w:latentStyles w:defLockedState="0" w:defUIPriority="99" w:defSemiHidden="0" w:defUnhideWhenUsed="0" w:defQFormat="0" w:count="376">
     <w:lsdException w:name="Normal" w:uiPriority="0" w:qFormat="1"/>
     <w:lsdException w:name="heading 1" w:uiPriority="9" w:qFormat="1"/>
     <w:lsdException w:name="heading 2" w:semiHidden="1" w:uiPriority="9" w:unhideWhenUsed="1" w:qFormat="1"/>
@@ -3647,6 +3575,11 @@
     <w:lsdException w:name="List Table 5 Dark Accent 6" w:uiPriority="50"/>
     <w:lsdException w:name="List Table 6 Colorful Accent 6" w:uiPriority="51"/>
     <w:lsdException w:name="List Table 7 Colorful Accent 6" w:uiPriority="52"/>
+    <w:lsdException w:name="Mention" w:semiHidden="1" w:unhideWhenUsed="1"/>
+    <w:lsdException w:name="Smart Hyperlink" w:semiHidden="1" w:unhideWhenUsed="1"/>
+    <w:lsdException w:name="Hashtag" w:semiHidden="1" w:unhideWhenUsed="1"/>
+    <w:lsdException w:name="Unresolved Mention" w:semiHidden="1" w:unhideWhenUsed="1"/>
+    <w:lsdException w:name="Smart Link" w:semiHidden="1" w:unhideWhenUsed="1"/>
   </w:latentStyles>
   <w:style w:type="paragraph" w:default="1" w:styleId="Normal">
     <w:name w:val="Normal"/>
